--- a/프로젝트/1팀_03a_Azure_클라우드_인프라_및_M365_Defender_보안구축.docx
+++ b/프로젝트/1팀_03a_Azure_클라우드_인프라_및_M365_Defender_보안구축.docx
@@ -7,13 +7,21 @@
         <w:pStyle w:val="1"/>
         <w:jc w:val="right"/>
         <w:rPr>
+          <w:sz w:val="72"/>
+          <w:szCs w:val="72"/>
+          <w:lang w:eastAsia="ko-KR"/>
+        </w:rPr>
+      </w:pPr>
+      <w:bookmarkStart w:id="0" w:name="terraform-기반-azure-보안-아키텍처-구축-결과-보고서"/>
+      <w:r>
+        <w:rPr>
           <w:rFonts w:hint="eastAsia"/>
           <w:sz w:val="72"/>
           <w:szCs w:val="72"/>
           <w:lang w:eastAsia="ko-KR"/>
         </w:rPr>
-      </w:pPr>
-      <w:bookmarkStart w:id="0" w:name="terraform-기반-azure-보안-아키텍처-구축-결과-보고서"/>
+        <w:t xml:space="preserve">Azure </w:t>
+      </w:r>
       <w:r>
         <w:rPr>
           <w:rFonts w:hint="eastAsia"/>
@@ -21,7 +29,7 @@
           <w:szCs w:val="72"/>
           <w:lang w:eastAsia="ko-KR"/>
         </w:rPr>
-        <w:t xml:space="preserve">Azure </w:t>
+        <w:t>클라우드</w:t>
       </w:r>
       <w:r>
         <w:rPr>
@@ -30,7 +38,7 @@
           <w:szCs w:val="72"/>
           <w:lang w:eastAsia="ko-KR"/>
         </w:rPr>
-        <w:t>클라우드</w:t>
+        <w:t xml:space="preserve"> </w:t>
       </w:r>
       <w:r>
         <w:rPr>
@@ -39,7 +47,7 @@
           <w:szCs w:val="72"/>
           <w:lang w:eastAsia="ko-KR"/>
         </w:rPr>
-        <w:t xml:space="preserve"> </w:t>
+        <w:t>인프라</w:t>
       </w:r>
       <w:r>
         <w:rPr>
@@ -48,7 +56,7 @@
           <w:szCs w:val="72"/>
           <w:lang w:eastAsia="ko-KR"/>
         </w:rPr>
-        <w:t>인프라</w:t>
+        <w:t xml:space="preserve"> </w:t>
       </w:r>
       <w:r>
         <w:rPr>
@@ -57,7 +65,7 @@
           <w:szCs w:val="72"/>
           <w:lang w:eastAsia="ko-KR"/>
         </w:rPr>
-        <w:t xml:space="preserve"> </w:t>
+        <w:t>및</w:t>
       </w:r>
       <w:r>
         <w:rPr>
@@ -66,7 +74,7 @@
           <w:szCs w:val="72"/>
           <w:lang w:eastAsia="ko-KR"/>
         </w:rPr>
-        <w:t>및</w:t>
+        <w:t xml:space="preserve"> M365 Defender </w:t>
       </w:r>
       <w:r>
         <w:rPr>
@@ -75,17 +83,16 @@
           <w:szCs w:val="72"/>
           <w:lang w:eastAsia="ko-KR"/>
         </w:rPr>
-        <w:t xml:space="preserve"> M365 Defender </w:t>
-      </w:r>
-      <w:r>
-        <w:rPr>
-          <w:rFonts w:hint="eastAsia"/>
-          <w:sz w:val="72"/>
-          <w:szCs w:val="72"/>
+        <w:t>보안구축</w:t>
+      </w:r>
+    </w:p>
+    <w:p>
+      <w:pPr>
+        <w:pStyle w:val="a0"/>
+        <w:rPr>
           <w:lang w:eastAsia="ko-KR"/>
         </w:rPr>
-        <w:t>보안구축</w:t>
-      </w:r>
+      </w:pPr>
     </w:p>
     <w:p>
       <w:pPr>
@@ -150,6 +157,12 @@
           <w:lang w:eastAsia="ko-KR"/>
         </w:rPr>
       </w:pPr>
+      <w:r>
+        <w:rPr>
+          <w:lang w:eastAsia="ko-KR"/>
+        </w:rPr>
+        <w:t>‘</w:t>
+      </w:r>
     </w:p>
     <w:p>
       <w:pPr>
@@ -158,34 +171,19 @@
           <w:lang w:eastAsia="ko-KR"/>
         </w:rPr>
       </w:pPr>
-      <w:r>
+    </w:p>
+    <w:p>
+      <w:pPr>
+        <w:pStyle w:val="a0"/>
         <w:rPr>
           <w:lang w:eastAsia="ko-KR"/>
         </w:rPr>
-        <w:t>‘</w:t>
-      </w:r>
+      </w:pPr>
     </w:p>
     <w:p>
       <w:pPr>
         <w:pStyle w:val="a0"/>
         <w:rPr>
-          <w:lang w:eastAsia="ko-KR"/>
-        </w:rPr>
-      </w:pPr>
-    </w:p>
-    <w:p>
-      <w:pPr>
-        <w:pStyle w:val="a0"/>
-        <w:rPr>
-          <w:lang w:eastAsia="ko-KR"/>
-        </w:rPr>
-      </w:pPr>
-    </w:p>
-    <w:p>
-      <w:pPr>
-        <w:pStyle w:val="a0"/>
-        <w:rPr>
-          <w:rFonts w:hint="eastAsia"/>
           <w:lang w:eastAsia="ko-KR"/>
         </w:rPr>
       </w:pPr>
@@ -2177,7 +2175,7 @@
     <w:p>
       <w:r>
         <w:pict w14:anchorId="5B6DA61E">
-          <v:rect id="_x0000_i1087" style="width:0;height:1.5pt" o:hralign="center" o:bullet="t" o:hrstd="t" o:hr="t"/>
+          <v:rect id="_x0000_i1032" style="width:0;height:1.5pt" o:hralign="center" o:bullet="t" o:hrstd="t" o:hr="t"/>
         </w:pict>
       </w:r>
     </w:p>
@@ -2303,7 +2301,6 @@
     <w:p>
       <w:pPr>
         <w:rPr>
-          <w:rFonts w:hint="eastAsia"/>
           <w:lang w:eastAsia="ko-KR"/>
         </w:rPr>
       </w:pPr>
@@ -3173,7 +3170,6 @@
       <w:pPr>
         <w:pStyle w:val="a0"/>
         <w:rPr>
-          <w:rFonts w:hint="eastAsia"/>
           <w:lang w:eastAsia="ko-KR"/>
         </w:rPr>
       </w:pPr>
@@ -4167,7 +4163,6 @@
       <w:pPr>
         <w:pStyle w:val="a0"/>
         <w:rPr>
-          <w:rFonts w:hint="eastAsia"/>
           <w:lang w:eastAsia="ko-KR"/>
         </w:rPr>
       </w:pPr>
@@ -6656,9 +6651,6 @@
           <w:ilvl w:val="0"/>
           <w:numId w:val="36"/>
         </w:numPr>
-        <w:rPr>
-          <w:rFonts w:hint="eastAsia"/>
-        </w:rPr>
       </w:pPr>
       <w:r>
         <w:rPr>
@@ -6710,29 +6702,245 @@
     <w:p>
       <w:pPr>
         <w:rPr>
+          <w:lang w:eastAsia="ko-KR"/>
+        </w:rPr>
+      </w:pPr>
+    </w:p>
+    <w:p>
+      <w:pPr>
+        <w:pStyle w:val="af1"/>
+        <w:numPr>
+          <w:ilvl w:val="0"/>
+          <w:numId w:val="37"/>
+        </w:numPr>
+        <w:ind w:leftChars="0"/>
+        <w:rPr>
           <w:rFonts w:hint="eastAsia"/>
+          <w:b/>
+          <w:bCs/>
           <w:lang w:eastAsia="ko-KR"/>
         </w:rPr>
       </w:pPr>
-    </w:p>
-    <w:p>
-      <w:pPr>
-        <w:rPr>
+      <w:r>
+        <w:rPr>
+          <w:rFonts w:hint="eastAsia"/>
+          <w:b/>
+          <w:bCs/>
           <w:lang w:eastAsia="ko-KR"/>
         </w:rPr>
-      </w:pPr>
-    </w:p>
-    <w:p>
-      <w:pPr>
-        <w:rPr>
+        <w:t>최적화</w:t>
+      </w:r>
+      <w:r>
+        <w:rPr>
+          <w:rFonts w:hint="eastAsia"/>
+          <w:b/>
+          <w:bCs/>
           <w:lang w:eastAsia="ko-KR"/>
         </w:rPr>
-      </w:pPr>
-    </w:p>
-    <w:p>
-      <w:pPr>
+        <w:t xml:space="preserve"> </w:t>
+      </w:r>
+      <w:r>
         <w:rPr>
           <w:rFonts w:hint="eastAsia"/>
+          <w:b/>
+          <w:bCs/>
+          <w:lang w:eastAsia="ko-KR"/>
+        </w:rPr>
+        <w:t>적용</w:t>
+      </w:r>
+      <w:r>
+        <w:rPr>
+          <w:rFonts w:hint="eastAsia"/>
+          <w:b/>
+          <w:bCs/>
+          <w:lang w:eastAsia="ko-KR"/>
+        </w:rPr>
+        <w:t xml:space="preserve"> </w:t>
+      </w:r>
+      <w:r>
+        <w:rPr>
+          <w:rFonts w:hint="eastAsia"/>
+          <w:b/>
+          <w:bCs/>
+          <w:lang w:eastAsia="ko-KR"/>
+        </w:rPr>
+        <w:t>시</w:t>
+      </w:r>
+      <w:r>
+        <w:rPr>
+          <w:rFonts w:hint="eastAsia"/>
+          <w:b/>
+          <w:bCs/>
+          <w:lang w:eastAsia="ko-KR"/>
+        </w:rPr>
+        <w:t xml:space="preserve"> </w:t>
+      </w:r>
+      <w:r>
+        <w:rPr>
+          <w:rFonts w:hint="eastAsia"/>
+          <w:b/>
+          <w:bCs/>
+          <w:lang w:eastAsia="ko-KR"/>
+        </w:rPr>
+        <w:t>총</w:t>
+      </w:r>
+      <w:r>
+        <w:rPr>
+          <w:rFonts w:hint="eastAsia"/>
+          <w:b/>
+          <w:bCs/>
+          <w:lang w:eastAsia="ko-KR"/>
+        </w:rPr>
+        <w:t xml:space="preserve"> </w:t>
+      </w:r>
+      <w:r>
+        <w:rPr>
+          <w:rFonts w:hint="eastAsia"/>
+          <w:b/>
+          <w:bCs/>
+          <w:lang w:eastAsia="ko-KR"/>
+        </w:rPr>
+        <w:t>예상</w:t>
+      </w:r>
+      <w:r>
+        <w:rPr>
+          <w:rFonts w:hint="eastAsia"/>
+          <w:b/>
+          <w:bCs/>
+          <w:lang w:eastAsia="ko-KR"/>
+        </w:rPr>
+        <w:t xml:space="preserve"> </w:t>
+      </w:r>
+      <w:r>
+        <w:rPr>
+          <w:rFonts w:hint="eastAsia"/>
+          <w:b/>
+          <w:bCs/>
+          <w:lang w:eastAsia="ko-KR"/>
+        </w:rPr>
+        <w:t>비용</w:t>
+      </w:r>
+      <w:r>
+        <w:rPr>
+          <w:rFonts w:hint="eastAsia"/>
+          <w:b/>
+          <w:bCs/>
+          <w:lang w:eastAsia="ko-KR"/>
+        </w:rPr>
+        <w:t xml:space="preserve">: </w:t>
+      </w:r>
+      <w:r>
+        <w:rPr>
+          <w:rFonts w:hint="eastAsia"/>
+          <w:b/>
+          <w:bCs/>
+          <w:lang w:eastAsia="ko-KR"/>
+        </w:rPr>
+        <w:t>약</w:t>
+      </w:r>
+      <w:r>
+        <w:rPr>
+          <w:rFonts w:hint="eastAsia"/>
+          <w:b/>
+          <w:bCs/>
+          <w:lang w:eastAsia="ko-KR"/>
+        </w:rPr>
+        <w:t xml:space="preserve"> $900/</w:t>
+      </w:r>
+      <w:r>
+        <w:rPr>
+          <w:rFonts w:hint="eastAsia"/>
+          <w:b/>
+          <w:bCs/>
+          <w:lang w:eastAsia="ko-KR"/>
+        </w:rPr>
+        <w:t>월</w:t>
+      </w:r>
+      <w:r>
+        <w:rPr>
+          <w:rFonts w:hint="eastAsia"/>
+          <w:b/>
+          <w:bCs/>
+          <w:lang w:eastAsia="ko-KR"/>
+        </w:rPr>
+        <w:t xml:space="preserve"> (</w:t>
+      </w:r>
+      <w:r>
+        <w:rPr>
+          <w:rFonts w:hint="eastAsia"/>
+          <w:b/>
+          <w:bCs/>
+          <w:lang w:eastAsia="ko-KR"/>
+        </w:rPr>
+        <w:t>기존</w:t>
+      </w:r>
+      <w:r>
+        <w:rPr>
+          <w:rFonts w:hint="eastAsia"/>
+          <w:b/>
+          <w:bCs/>
+          <w:lang w:eastAsia="ko-KR"/>
+        </w:rPr>
+        <w:t xml:space="preserve"> $2,697 </w:t>
+      </w:r>
+      <w:r>
+        <w:rPr>
+          <w:rFonts w:hint="eastAsia"/>
+          <w:b/>
+          <w:bCs/>
+          <w:lang w:eastAsia="ko-KR"/>
+        </w:rPr>
+        <w:t>대비</w:t>
+      </w:r>
+      <w:r>
+        <w:rPr>
+          <w:rFonts w:hint="eastAsia"/>
+          <w:b/>
+          <w:bCs/>
+          <w:lang w:eastAsia="ko-KR"/>
+        </w:rPr>
+        <w:t xml:space="preserve"> </w:t>
+      </w:r>
+      <w:r>
+        <w:rPr>
+          <w:rFonts w:hint="eastAsia"/>
+          <w:b/>
+          <w:bCs/>
+          <w:lang w:eastAsia="ko-KR"/>
+        </w:rPr>
+        <w:t>약</w:t>
+      </w:r>
+      <w:r>
+        <w:rPr>
+          <w:rFonts w:hint="eastAsia"/>
+          <w:b/>
+          <w:bCs/>
+          <w:lang w:eastAsia="ko-KR"/>
+        </w:rPr>
+        <w:t xml:space="preserve"> 66% </w:t>
+      </w:r>
+      <w:r>
+        <w:rPr>
+          <w:rFonts w:hint="eastAsia"/>
+          <w:b/>
+          <w:bCs/>
+          <w:lang w:eastAsia="ko-KR"/>
+        </w:rPr>
+        <w:t>절감</w:t>
+      </w:r>
+      <w:r>
+        <w:rPr>
+          <w:rFonts w:hint="eastAsia"/>
+          <w:b/>
+          <w:bCs/>
+          <w:lang w:eastAsia="ko-KR"/>
+        </w:rPr>
+        <w:t>)</w:t>
+      </w:r>
+    </w:p>
+    <w:p>
+      <w:pPr>
+        <w:rPr>
           <w:lang w:eastAsia="ko-KR"/>
         </w:rPr>
       </w:pPr>
@@ -8253,7 +8461,7 @@
     <w:p>
       <w:r>
         <w:pict w14:anchorId="188ABCC5">
-          <v:rect id="_x0000_i1094" style="width:0;height:1.5pt" o:hralign="center" o:bullet="t" o:hrstd="t" o:hr="t"/>
+          <v:rect id="_x0000_i1033" style="width:0;height:1.5pt" o:hralign="center" o:bullet="t" o:hrstd="t" o:hr="t"/>
         </w:pict>
       </w:r>
     </w:p>
@@ -8302,7 +8510,6 @@
     <w:p>
       <w:pPr>
         <w:rPr>
-          <w:rFonts w:hint="eastAsia"/>
           <w:lang w:eastAsia="ko-KR"/>
         </w:rPr>
       </w:pPr>
@@ -10305,7 +10512,7 @@
     <w:p>
       <w:r>
         <w:pict w14:anchorId="1D788C50">
-          <v:rect id="_x0000_i1088" style="width:0;height:1.5pt" o:hralign="center" o:hrstd="t" o:hr="t"/>
+          <v:rect id="_x0000_i1034" style="width:0;height:1.5pt" o:hralign="center" o:hrstd="t" o:hr="t"/>
         </w:pict>
       </w:r>
     </w:p>
@@ -13998,7 +14205,7 @@
     <w:p>
       <w:r>
         <w:pict w14:anchorId="34AB9C20">
-          <v:rect id="_x0000_i1089" style="width:0;height:1.5pt" o:hralign="center" o:bullet="t" o:hrstd="t" o:hr="t"/>
+          <v:rect id="_x0000_i1035" style="width:0;height:1.5pt" o:hralign="center" o:bullet="t" o:hrstd="t" o:hr="t"/>
         </w:pict>
       </w:r>
     </w:p>
@@ -19456,7 +19663,7 @@
     <w:p>
       <w:r>
         <w:pict w14:anchorId="369140E8">
-          <v:rect id="_x0000_i1090" style="width:0;height:1.5pt" o:hralign="center" o:bullet="t" o:hrstd="t" o:hr="t"/>
+          <v:rect id="_x0000_i1036" style="width:0;height:1.5pt" o:hralign="center" o:bullet="t" o:hrstd="t" o:hr="t"/>
         </w:pict>
       </w:r>
     </w:p>
@@ -28028,7 +28235,7 @@
     <w:p>
       <w:r>
         <w:pict w14:anchorId="7D73D07B">
-          <v:rect id="_x0000_i1091" style="width:0;height:1.5pt" o:hralign="center" o:bullet="t" o:hrstd="t" o:hr="t"/>
+          <v:rect id="_x0000_i1037" style="width:0;height:1.5pt" o:hralign="center" o:bullet="t" o:hrstd="t" o:hr="t"/>
         </w:pict>
       </w:r>
     </w:p>
@@ -29288,7 +29495,7 @@
     <w:p>
       <w:r>
         <w:pict w14:anchorId="5F11F478">
-          <v:rect id="_x0000_i1092" style="width:0;height:1.5pt" o:hralign="center" o:bullet="t" o:hrstd="t" o:hr="t"/>
+          <v:rect id="_x0000_i1038" style="width:0;height:1.5pt" o:hralign="center" o:bullet="t" o:hrstd="t" o:hr="t"/>
         </w:pict>
       </w:r>
     </w:p>
@@ -33537,7 +33744,7 @@
       <w:r>
         <w:lastRenderedPageBreak/>
         <w:pict w14:anchorId="4EDC8E1D">
-          <v:rect id="_x0000_i1093" style="width:0;height:1.5pt" o:hralign="center" o:bullet="t" o:hrstd="t" o:hr="t"/>
+          <v:rect id="_x0000_i1039" style="width:0;height:1.5pt" o:hralign="center" o:bullet="t" o:hrstd="t" o:hr="t"/>
         </w:pict>
       </w:r>
     </w:p>
@@ -36702,6 +36909,118 @@
       </w:pPr>
       <w:rPr>
         <w:rFonts w:ascii="Wingdings" w:hAnsi="Wingdings" w:cs="Wingdings" w:hint="default"/>
+      </w:rPr>
+    </w:lvl>
+  </w:abstractNum>
+  <w:abstractNum w:abstractNumId="5" w15:restartNumberingAfterBreak="0">
+    <w:nsid w:val="588F3D2D"/>
+    <w:multiLevelType w:val="hybridMultilevel"/>
+    <w:tmpl w:val="090ED788"/>
+    <w:lvl w:ilvl="0" w:tplc="289A222A">
+      <w:numFmt w:val="bullet"/>
+      <w:lvlText w:val=""/>
+      <w:lvlJc w:val="left"/>
+      <w:pPr>
+        <w:ind w:left="800" w:hanging="360"/>
+      </w:pPr>
+      <w:rPr>
+        <w:rFonts w:ascii="Wingdings" w:eastAsiaTheme="minorEastAsia" w:hAnsi="Wingdings" w:cstheme="minorBidi" w:hint="default"/>
+      </w:rPr>
+    </w:lvl>
+    <w:lvl w:ilvl="1" w:tplc="04090003" w:tentative="1">
+      <w:start w:val="1"/>
+      <w:numFmt w:val="bullet"/>
+      <w:lvlText w:val=""/>
+      <w:lvlJc w:val="left"/>
+      <w:pPr>
+        <w:ind w:left="1320" w:hanging="440"/>
+      </w:pPr>
+      <w:rPr>
+        <w:rFonts w:ascii="Wingdings" w:hAnsi="Wingdings" w:hint="default"/>
+      </w:rPr>
+    </w:lvl>
+    <w:lvl w:ilvl="2" w:tplc="04090005" w:tentative="1">
+      <w:start w:val="1"/>
+      <w:numFmt w:val="bullet"/>
+      <w:lvlText w:val=""/>
+      <w:lvlJc w:val="left"/>
+      <w:pPr>
+        <w:ind w:left="1760" w:hanging="440"/>
+      </w:pPr>
+      <w:rPr>
+        <w:rFonts w:ascii="Wingdings" w:hAnsi="Wingdings" w:hint="default"/>
+      </w:rPr>
+    </w:lvl>
+    <w:lvl w:ilvl="3" w:tplc="04090001" w:tentative="1">
+      <w:start w:val="1"/>
+      <w:numFmt w:val="bullet"/>
+      <w:lvlText w:val=""/>
+      <w:lvlJc w:val="left"/>
+      <w:pPr>
+        <w:ind w:left="2200" w:hanging="440"/>
+      </w:pPr>
+      <w:rPr>
+        <w:rFonts w:ascii="Wingdings" w:hAnsi="Wingdings" w:hint="default"/>
+      </w:rPr>
+    </w:lvl>
+    <w:lvl w:ilvl="4" w:tplc="04090003" w:tentative="1">
+      <w:start w:val="1"/>
+      <w:numFmt w:val="bullet"/>
+      <w:lvlText w:val=""/>
+      <w:lvlJc w:val="left"/>
+      <w:pPr>
+        <w:ind w:left="2640" w:hanging="440"/>
+      </w:pPr>
+      <w:rPr>
+        <w:rFonts w:ascii="Wingdings" w:hAnsi="Wingdings" w:hint="default"/>
+      </w:rPr>
+    </w:lvl>
+    <w:lvl w:ilvl="5" w:tplc="04090005" w:tentative="1">
+      <w:start w:val="1"/>
+      <w:numFmt w:val="bullet"/>
+      <w:lvlText w:val=""/>
+      <w:lvlJc w:val="left"/>
+      <w:pPr>
+        <w:ind w:left="3080" w:hanging="440"/>
+      </w:pPr>
+      <w:rPr>
+        <w:rFonts w:ascii="Wingdings" w:hAnsi="Wingdings" w:hint="default"/>
+      </w:rPr>
+    </w:lvl>
+    <w:lvl w:ilvl="6" w:tplc="04090001" w:tentative="1">
+      <w:start w:val="1"/>
+      <w:numFmt w:val="bullet"/>
+      <w:lvlText w:val=""/>
+      <w:lvlJc w:val="left"/>
+      <w:pPr>
+        <w:ind w:left="3520" w:hanging="440"/>
+      </w:pPr>
+      <w:rPr>
+        <w:rFonts w:ascii="Wingdings" w:hAnsi="Wingdings" w:hint="default"/>
+      </w:rPr>
+    </w:lvl>
+    <w:lvl w:ilvl="7" w:tplc="04090003" w:tentative="1">
+      <w:start w:val="1"/>
+      <w:numFmt w:val="bullet"/>
+      <w:lvlText w:val=""/>
+      <w:lvlJc w:val="left"/>
+      <w:pPr>
+        <w:ind w:left="3960" w:hanging="440"/>
+      </w:pPr>
+      <w:rPr>
+        <w:rFonts w:ascii="Wingdings" w:hAnsi="Wingdings" w:hint="default"/>
+      </w:rPr>
+    </w:lvl>
+    <w:lvl w:ilvl="8" w:tplc="04090005" w:tentative="1">
+      <w:start w:val="1"/>
+      <w:numFmt w:val="bullet"/>
+      <w:lvlText w:val=""/>
+      <w:lvlJc w:val="left"/>
+      <w:pPr>
+        <w:ind w:left="4400" w:hanging="440"/>
+      </w:pPr>
+      <w:rPr>
+        <w:rFonts w:ascii="Wingdings" w:hAnsi="Wingdings" w:hint="default"/>
       </w:rPr>
     </w:lvl>
   </w:abstractNum>
@@ -37028,6 +37347,9 @@
   </w:num>
   <w:num w:numId="36" w16cid:durableId="1359115636">
     <w:abstractNumId w:val="3"/>
+  </w:num>
+  <w:num w:numId="37" w16cid:durableId="2053192391">
+    <w:abstractNumId w:val="5"/>
   </w:num>
 </w:numbering>
 </file>
@@ -39368,6 +39690,14 @@
       </w:tcPr>
     </w:tblStylePr>
   </w:style>
+  <w:style w:type="paragraph" w:styleId="af1">
+    <w:name w:val="List Paragraph"/>
+    <w:basedOn w:val="a"/>
+    <w:rsid w:val="008F3B9B"/>
+    <w:pPr>
+      <w:ind w:leftChars="400" w:left="800"/>
+    </w:pPr>
+  </w:style>
 </w:styles>
 </file>
 
